--- a/Acceso_Datos/Tema_5/Manual_Java_Mongo_MSB.docx
+++ b/Acceso_Datos/Tema_5/Manual_Java_Mongo_MSB.docx
@@ -182,7 +182,7 @@
                 <v:stroke joinstyle="miter"/>
                 <v:path gradientshapeok="t" o:connecttype="rect"/>
               </v:shapetype>
-              <v:shape id="Text Box 3" o:spid="_x0000_s1026" type="#_x0000_t202" style="position:absolute;left:0;text-align:left;margin-left:-43.5pt;margin-top:260.65pt;width:264pt;height:230.95pt;z-index:251660288;visibility:visible;mso-wrap-style:square;mso-width-percent:0;mso-height-percent:0;mso-wrap-distance-left:9pt;mso-wrap-distance-top:0;mso-wrap-distance-right:9pt;mso-wrap-distance-bottom:0;mso-position-horizontal:absolute;mso-position-horizontal-relative:text;mso-position-vertical:absolute;mso-position-vertical-relative:text;mso-width-percent:0;mso-height-percent:0;mso-width-relative:margin;mso-height-relative:margin;v-text-anchor:top" o:gfxdata="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" filled="f" stroked="f" strokeweight=".5pt">
+              <v:shape id="Text Box 3" o:spid="_x0000_s1026" type="#_x0000_t202" style="position:absolute;left:0;text-align:left;margin-left:-43.5pt;margin-top:260.65pt;width:264pt;height:230.95pt;z-index:251660288;visibility:visible;mso-wrap-style:square;mso-width-percent:0;mso-height-percent:0;mso-wrap-distance-left:9pt;mso-wrap-distance-top:0;mso-wrap-distance-right:9pt;mso-wrap-distance-bottom:0;mso-position-horizontal:absolute;mso-position-horizontal-relative:text;mso-position-vertical:absolute;mso-position-vertical-relative:text;mso-width-percent:0;mso-height-percent:0;mso-width-relative:margin;mso-height-relative:margin;v-text-anchor:top" o:gfxdata="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" filled="f" stroked="f" strokeweight=".5pt">
                 <v:textbox>
                   <w:txbxContent>
                     <w:p>
@@ -336,7 +336,7 @@
                   <v:h position="#0,topLeft" xrange="0,21600"/>
                 </v:handles>
               </v:shapetype>
-              <v:shape id="Isosceles Triangle 5" o:spid="_x0000_s1026" type="#_x0000_t5" style="position:absolute;margin-left:-94.05pt;margin-top:674.65pt;width:115.9pt;height:99.9pt;z-index:-251653120;visibility:visible;mso-wrap-style:square;mso-width-percent:0;mso-height-percent:0;mso-wrap-distance-left:9pt;mso-wrap-distance-top:0;mso-wrap-distance-right:9pt;mso-wrap-distance-bottom:0;mso-position-horizontal:absolute;mso-position-horizontal-relative:text;mso-position-vertical:absolute;mso-position-vertical-relative:text;mso-width-percent:0;mso-height-percent:0;mso-width-relative:margin;mso-height-relative:margin;v-text-anchor:middle" o:gfxdata="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" adj="0" fillcolor="#00c" stroked="f" strokeweight="1pt"/>
+              <v:shape id="Isosceles Triangle 5" o:spid="_x0000_s1026" type="#_x0000_t5" style="position:absolute;margin-left:-94.05pt;margin-top:674.65pt;width:115.9pt;height:99.9pt;z-index:-251653120;visibility:visible;mso-wrap-style:square;mso-width-percent:0;mso-height-percent:0;mso-wrap-distance-left:9pt;mso-wrap-distance-top:0;mso-wrap-distance-right:9pt;mso-wrap-distance-bottom:0;mso-position-horizontal:absolute;mso-position-horizontal-relative:text;mso-position-vertical:absolute;mso-position-vertical-relative:text;mso-width-percent:0;mso-height-percent:0;mso-width-relative:margin;mso-height-relative:margin;v-text-anchor:middle" o:gfxdata="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" adj="0" fillcolor="#00c" stroked="f" strokeweight="1pt"/>
             </w:pict>
           </mc:Fallback>
         </mc:AlternateContent>
@@ -438,7 +438,7 @@
                   <v:h position="#0,topLeft" xrange="0,21600"/>
                 </v:handles>
               </v:shapetype>
-              <v:shape id="Parallelogram 4" o:spid="_x0000_s1026" type="#_x0000_t7" style="position:absolute;margin-left:-38.8pt;margin-top:611.35pt;width:286.35pt;height:7.5pt;z-index:251662336;visibility:visible;mso-wrap-style:square;mso-width-percent:0;mso-height-percent:0;mso-wrap-distance-left:9pt;mso-wrap-distance-top:0;mso-wrap-distance-right:9pt;mso-wrap-distance-bottom:0;mso-position-horizontal:absolute;mso-position-horizontal-relative:text;mso-position-vertical:absolute;mso-position-vertical-relative:text;mso-width-percent:0;mso-height-percent:0;mso-width-relative:margin;mso-height-relative:margin;v-text-anchor:middle" o:gfxdata="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" adj="141" fillcolor="#0b1023" stroked="f" strokeweight="1pt"/>
+              <v:shape id="Parallelogram 4" o:spid="_x0000_s1026" type="#_x0000_t7" style="position:absolute;margin-left:-38.8pt;margin-top:611.35pt;width:286.35pt;height:7.5pt;z-index:251662336;visibility:visible;mso-wrap-style:square;mso-width-percent:0;mso-height-percent:0;mso-wrap-distance-left:9pt;mso-wrap-distance-top:0;mso-wrap-distance-right:9pt;mso-wrap-distance-bottom:0;mso-position-horizontal:absolute;mso-position-horizontal-relative:text;mso-position-vertical:absolute;mso-position-vertical-relative:text;mso-width-percent:0;mso-height-percent:0;mso-width-relative:margin;mso-height-relative:margin;v-text-anchor:middle" o:gfxdata="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" adj="141" fillcolor="#0b1023" stroked="f" strokeweight="1pt"/>
             </w:pict>
           </mc:Fallback>
         </mc:AlternateContent>
@@ -585,7 +585,7 @@
           </mc:Choice>
           <mc:Fallback>
             <w:pict>
-              <v:shape w14:anchorId="60FEB9E6" id="_x0000_s1027" type="#_x0000_t202" style="position:absolute;left:0;text-align:left;margin-left:-39.1pt;margin-top:494.95pt;width:299.15pt;height:98.05pt;z-index:251661312;visibility:visible;mso-wrap-style:square;mso-width-percent:0;mso-height-percent:0;mso-wrap-distance-left:9pt;mso-wrap-distance-top:0;mso-wrap-distance-right:9pt;mso-wrap-distance-bottom:0;mso-position-horizontal:absolute;mso-position-horizontal-relative:text;mso-position-vertical:absolute;mso-position-vertical-relative:text;mso-width-percent:0;mso-height-percent:0;mso-width-relative:margin;mso-height-relative:margin;v-text-anchor:top" o:gfxdata="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" filled="f" stroked="f" strokeweight=".5pt">
+              <v:shape w14:anchorId="60FEB9E6" id="_x0000_s1027" type="#_x0000_t202" style="position:absolute;left:0;text-align:left;margin-left:-39.1pt;margin-top:494.95pt;width:299.15pt;height:98.05pt;z-index:251661312;visibility:visible;mso-wrap-style:square;mso-width-percent:0;mso-height-percent:0;mso-wrap-distance-left:9pt;mso-wrap-distance-top:0;mso-wrap-distance-right:9pt;mso-wrap-distance-bottom:0;mso-position-horizontal:absolute;mso-position-horizontal-relative:text;mso-position-vertical:absolute;mso-position-vertical-relative:text;mso-width-percent:0;mso-height-percent:0;mso-width-relative:margin;mso-height-relative:margin;v-text-anchor:top" o:gfxdata="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" filled="f" stroked="f" strokeweight=".5pt">
                 <v:textbox>
                   <w:txbxContent>
                     <w:p>
@@ -1391,19 +1391,14 @@
       </w:r>
       <w:proofErr w:type="spellEnd"/>
       <w:r>
-        <w:t xml:space="preserve">, podemos comprobarlo ya que en el Mongo </w:t>
-      </w:r>
-      <w:proofErr w:type="spellStart"/>
-      <w:r>
-        <w:t>Compass</w:t>
-      </w:r>
-      <w:proofErr w:type="spellEnd"/>
-      <w:r>
-        <w:t xml:space="preserve"> tenemos la conexión establecida</w:t>
-      </w:r>
-    </w:p>
-    <w:p>
-      <w:r>
+        <w:t>, podemos comprobarlo ya que en el Mongo Compass tenemos la conexión establecida</w:t>
+      </w:r>
+    </w:p>
+    <w:p>
+      <w:r>
+        <w:rPr>
+          <w:noProof/>
+        </w:rPr>
         <w:drawing>
           <wp:inline distT="0" distB="0" distL="0" distR="0" wp14:anchorId="118436B9" wp14:editId="6DAB1F5B">
             <wp:extent cx="5400040" cy="3665855"/>
@@ -1458,10 +1453,7 @@
     </w:p>
     <w:p>
       <w:r>
-        <w:t xml:space="preserve">Contraseña: </w:t>
-      </w:r>
-      <w:r>
-        <w:t>ad1234</w:t>
+        <w:t>Contraseña: ad1234</w:t>
       </w:r>
     </w:p>
     <w:p/>
@@ -1652,6 +1644,9 @@
     </w:p>
     <w:p>
       <w:r>
+        <w:rPr>
+          <w:noProof/>
+        </w:rPr>
         <w:drawing>
           <wp:inline distT="0" distB="0" distL="0" distR="0" wp14:anchorId="3AEA157D" wp14:editId="7447A25E">
             <wp:extent cx="5400040" cy="3973195"/>
@@ -1735,6 +1730,9 @@
     </w:p>
     <w:p>
       <w:r>
+        <w:rPr>
+          <w:noProof/>
+        </w:rPr>
         <w:drawing>
           <wp:inline distT="0" distB="0" distL="0" distR="0" wp14:anchorId="7FE9057E" wp14:editId="43A599F2">
             <wp:extent cx="5400040" cy="5983605"/>
@@ -1819,6 +1817,9 @@
     </w:p>
     <w:p>
       <w:r>
+        <w:rPr>
+          <w:noProof/>
+        </w:rPr>
         <w:drawing>
           <wp:inline distT="0" distB="0" distL="0" distR="0" wp14:anchorId="19EDC8C7" wp14:editId="7B39FF00">
             <wp:extent cx="5400040" cy="970915"/>
@@ -2173,7 +2174,7 @@
                     <v:h position="#0,topLeft" xrange="0,21600"/>
                   </v:handles>
                 </v:shapetype>
-                <v:shape id="Isosceles Triangle 5" o:spid="_x0000_s1026" type="#_x0000_t5" style="position:absolute;margin-left:0;margin-top:-6.1pt;width:84.95pt;height:70.5pt;flip:x;z-index:-251657216;visibility:visible;mso-wrap-style:square;mso-width-percent:0;mso-height-percent:0;mso-wrap-distance-left:9pt;mso-wrap-distance-top:0;mso-wrap-distance-right:9pt;mso-wrap-distance-bottom:0;mso-position-horizontal:absolute;mso-position-horizontal-relative:right-margin-area;mso-position-vertical:absolute;mso-position-vertical-relative:text;mso-width-percent:0;mso-height-percent:0;mso-width-relative:margin;mso-height-relative:margin;v-text-anchor:middle" o:gfxdata="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" adj="0" fillcolor="#00c" stroked="f" strokeweight="1pt">
+                <v:shape id="Isosceles Triangle 5" o:spid="_x0000_s1026" type="#_x0000_t5" style="position:absolute;margin-left:0;margin-top:-6.1pt;width:84.95pt;height:70.5pt;flip:x;z-index:-251657216;visibility:visible;mso-wrap-style:square;mso-width-percent:0;mso-height-percent:0;mso-wrap-distance-left:9pt;mso-wrap-distance-top:0;mso-wrap-distance-right:9pt;mso-wrap-distance-bottom:0;mso-position-horizontal:absolute;mso-position-horizontal-relative:right-margin-area;mso-position-vertical:absolute;mso-position-vertical-relative:text;mso-width-percent:0;mso-height-percent:0;mso-width-relative:margin;mso-height-relative:margin;v-text-anchor:middle" o:gfxdata="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" adj="0" fillcolor="#00c" stroked="f" strokeweight="1pt">
                   <w10:wrap anchorx="margin"/>
                 </v:shape>
               </w:pict>
